--- a/docs/beginner-guides/chapters/04 Nexora home dashboard.docx
+++ b/docs/beginner-guides/chapters/04 Nexora home dashboard.docx
@@ -22,7 +22,7 @@
     <w:p>
       <w:pPr/>
       <w:r>
-        <w:t>Source snapshot 13 October 2026 at 17:12 UTC</w:t>
+        <w:t>Source snapshot 14 October 2026 at 06:41 UTC</w:t>
       </w:r>
     </w:p>
     <w:p>
@@ -320,7 +320,7 @@
               <w:pStyle w:val="TableBody"/>
             </w:pPr>
             <w:r>
-              <w:t>S0577 ReportingEndpoints.cs</w:t>
+              <w:t>S0578 ReportingEndpoints.cs</w:t>
             </w:r>
           </w:p>
         </w:tc>
@@ -385,7 +385,7 @@
               <w:pStyle w:val="TableBody"/>
             </w:pPr>
             <w:r>
-              <w:t>S0199 ReportDataset.cs</w:t>
+              <w:t>S0200 ReportDataset.cs</w:t>
             </w:r>
           </w:p>
         </w:tc>
@@ -448,7 +448,7 @@
         <w:rPr>
           <w:b/>
         </w:rPr>
-        <w:t>Server S0577</w:t>
+        <w:t>Server S0578</w:t>
       </w:r>
     </w:p>
     <w:p>
@@ -471,7 +471,7 @@
         <w:rPr>
           <w:b/>
         </w:rPr>
-        <w:t>Data S0199</w:t>
+        <w:t>Data S0200</w:t>
       </w:r>
     </w:p>
     <w:p>
@@ -628,7 +628,7 @@
         <w:keepNext/>
       </w:pPr>
       <w:r>
-        <w:t>Source reference S0577 backend/src/Nexora.Api/ReportingEndpoints.cs</w:t>
+        <w:t>Source reference S0578 backend/src/Nexora.Api/ReportingEndpoints.cs</w:t>
       </w:r>
     </w:p>
     <w:p>
@@ -663,7 +663,7 @@
         <w:keepNext/>
       </w:pPr>
       <w:r>
-        <w:t>Source reference S0199 backend/src/BuildingBlocks/Nexora.BuildingBlocks/Reporting/ReportDataset.cs</w:t>
+        <w:t>Source reference S0200 backend/src/BuildingBlocks/Nexora.BuildingBlocks/Reporting/ReportDataset.cs</w:t>
       </w:r>
     </w:p>
     <w:p>
